--- a/06_산출물_문서/2계층_절차서/QP-802_리스크_관리_FMEA.docx
+++ b/06_산출물_문서/2계층_절차서/QP-802_리스크_관리_FMEA.docx
@@ -270,11 +270,11 @@
     </w:p>
     <w:tbl>
       <w:tblPr>
-        <w:tblW w:w="8788" w:type="dxa"/>
         <w:tblCellMar>
           <w:left w:w="108" w:type="dxa"/>
           <w:right w:w="108" w:type="dxa"/>
         </w:tblCellMar>
+        <w:tblW w:w="8788" w:type="dxa"/>
         <w:tblBorders>
           <w:top w:val="single" w:sz="4" w:color="2E74B5" w:space="0"/>
           <w:left w:val="single" w:sz="4" w:color="2E74B5" w:space="0"/>
@@ -294,13 +294,13 @@
         <w:tc>
           <w:tcPr>
             <w:tcW w:w="1500" w:type="dxa"/>
-            <w:shd w:val="clear" w:color="auto" w:fill="D9D9D9"/>
-            <w:tcMar>
-              <w:top w:w="60" w:type="dxa"/>
-              <w:left w:w="120" w:type="dxa"/>
-              <w:bottom w:w="60" w:type="dxa"/>
-              <w:right w:w="120" w:type="dxa"/>
-            </w:tcMar>
+            <w:tcMar>
+              <w:top w:w="60" w:type="dxa"/>
+              <w:left w:w="120" w:type="dxa"/>
+              <w:bottom w:w="60" w:type="dxa"/>
+              <w:right w:w="120" w:type="dxa"/>
+            </w:tcMar>
+            <w:shd w:val="clear" w:color="auto" w:fill="DEEAF1"/>
           </w:tcPr>
           <w:p>
             <w:pPr>
@@ -320,13 +320,13 @@
         <w:tc>
           <w:tcPr>
             <w:tcW w:w="2800" w:type="dxa"/>
-            <w:shd w:val="clear" w:color="auto" w:fill="D9D9D9"/>
-            <w:tcMar>
-              <w:top w:w="60" w:type="dxa"/>
-              <w:left w:w="120" w:type="dxa"/>
-              <w:bottom w:w="60" w:type="dxa"/>
-              <w:right w:w="120" w:type="dxa"/>
-            </w:tcMar>
+            <w:tcMar>
+              <w:top w:w="60" w:type="dxa"/>
+              <w:left w:w="120" w:type="dxa"/>
+              <w:bottom w:w="60" w:type="dxa"/>
+              <w:right w:w="120" w:type="dxa"/>
+            </w:tcMar>
+            <w:shd w:val="clear" w:color="auto" w:fill="DEEAF1"/>
           </w:tcPr>
           <w:p>
             <w:pPr>
@@ -346,13 +346,13 @@
         <w:tc>
           <w:tcPr>
             <w:tcW w:w="2000" w:type="dxa"/>
-            <w:shd w:val="clear" w:color="auto" w:fill="D9D9D9"/>
-            <w:tcMar>
-              <w:top w:w="60" w:type="dxa"/>
-              <w:left w:w="120" w:type="dxa"/>
-              <w:bottom w:w="60" w:type="dxa"/>
-              <w:right w:w="120" w:type="dxa"/>
-            </w:tcMar>
+            <w:tcMar>
+              <w:top w:w="60" w:type="dxa"/>
+              <w:left w:w="120" w:type="dxa"/>
+              <w:bottom w:w="60" w:type="dxa"/>
+              <w:right w:w="120" w:type="dxa"/>
+            </w:tcMar>
+            <w:shd w:val="clear" w:color="auto" w:fill="DEEAF1"/>
           </w:tcPr>
           <w:p>
             <w:pPr>
@@ -372,13 +372,13 @@
         <w:tc>
           <w:tcPr>
             <w:tcW w:w="2488" w:type="dxa"/>
-            <w:shd w:val="clear" w:color="auto" w:fill="D9D9D9"/>
-            <w:tcMar>
-              <w:top w:w="60" w:type="dxa"/>
-              <w:left w:w="120" w:type="dxa"/>
-              <w:bottom w:w="60" w:type="dxa"/>
-              <w:right w:w="120" w:type="dxa"/>
-            </w:tcMar>
+            <w:tcMar>
+              <w:top w:w="60" w:type="dxa"/>
+              <w:left w:w="120" w:type="dxa"/>
+              <w:bottom w:w="60" w:type="dxa"/>
+              <w:right w:w="120" w:type="dxa"/>
+            </w:tcMar>
+            <w:shd w:val="clear" w:color="auto" w:fill="DEEAF1"/>
           </w:tcPr>
           <w:p>
             <w:pPr>
@@ -1155,7 +1155,7 @@
         </w:trPr>
         <w:tc>
           <w:tcPr>
-            <w:tcW w:w="2460" w:type="dxa"/>
+            <w:tcW w:w="1683" w:type="dxa"/>
             <w:tcMar>
               <w:top w:w="60" w:type="dxa"/>
               <w:left w:w="120" w:type="dxa"/>
@@ -1176,7 +1176,7 @@
         </w:tc>
         <w:tc>
           <w:tcPr>
-            <w:tcW w:w="6328" w:type="dxa"/>
+            <w:tcW w:w="7105" w:type="dxa"/>
             <w:tcMar>
               <w:top w:w="60" w:type="dxa"/>
               <w:left w:w="120" w:type="dxa"/>
@@ -1198,9 +1198,7 @@
       </w:tr>
       <w:tr>
         <w:tc>
-          <w:tcPr>
-            <w:tcW w:w="2460" w:type="dxa"/>
-          </w:tcPr>
+          <w:tcPr/>
           <w:p>
             <w:pPr>
               <w:pStyle w:val="Compact"/>
@@ -1212,7 +1210,7 @@
         </w:tc>
         <w:tc>
           <w:tcPr>
-            <w:tcW w:w="6328" w:type="dxa"/>
+            <w:tcW w:w="7105" w:type="dxa"/>
             <w:tcMar>
               <w:top w:w="60" w:type="dxa"/>
               <w:left w:w="120" w:type="dxa"/>
@@ -1245,6 +1243,7 @@
         </w:tc>
         <w:tc>
           <w:tcPr>
+            <w:tcW w:w="7105" w:type="dxa"/>
             <w:tcMar>
               <w:top w:w="60" w:type="dxa"/>
               <w:left w:w="120" w:type="dxa"/>
@@ -1276,9 +1275,7 @@
           </w:p>
         </w:tc>
         <w:tc>
-          <w:tcPr>
-            <w:tcW w:w="6328" w:type="dxa"/>
-          </w:tcPr>
+          <w:tcPr/>
           <w:p>
             <w:pPr>
               <w:pStyle w:val="Compact"/>
@@ -1291,19 +1288,10 @@
       </w:tr>
       <w:tr>
         <w:tc>
-          <w:tcPr>
-            <w:tcW w:w="2460" w:type="dxa"/>
-            <w:tcMar>
-              <w:top w:w="60" w:type="dxa"/>
-              <w:left w:w="120" w:type="dxa"/>
-              <w:bottom w:w="60" w:type="dxa"/>
-              <w:right w:w="120" w:type="dxa"/>
-            </w:tcMar>
-          </w:tcPr>
-          <w:p>
-            <w:pPr>
-              <w:pStyle w:val="Compact"/>
-              <w:wordWrap w:val="1"/>
+          <w:tcPr/>
+          <w:p>
+            <w:pPr>
+              <w:pStyle w:val="Compact"/>
             </w:pPr>
             <w:r>
               <w:t xml:space="preserve">검사/시험</w:t>
@@ -1311,10 +1299,19 @@
           </w:p>
         </w:tc>
         <w:tc>
-          <w:tcPr/>
-          <w:p>
-            <w:pPr>
-              <w:pStyle w:val="Compact"/>
+          <w:tcPr>
+            <w:tcW w:w="7105" w:type="dxa"/>
+            <w:tcMar>
+              <w:top w:w="60" w:type="dxa"/>
+              <w:left w:w="120" w:type="dxa"/>
+              <w:bottom w:w="60" w:type="dxa"/>
+              <w:right w:w="120" w:type="dxa"/>
+            </w:tcMar>
+          </w:tcPr>
+          <w:p>
+            <w:pPr>
+              <w:pStyle w:val="Compact"/>
+              <w:wordWrap w:val="1"/>
             </w:pPr>
             <w:r>
               <w:t xml:space="preserve">검출 실패 리스크 — 측정/검사 프로세스</w:t>
@@ -1348,18 +1345,10 @@
       </w:tr>
       <w:tr>
         <w:tc>
-          <w:tcPr>
-            <w:tcMar>
-              <w:top w:w="60" w:type="dxa"/>
-              <w:left w:w="120" w:type="dxa"/>
-              <w:bottom w:w="60" w:type="dxa"/>
-              <w:right w:w="120" w:type="dxa"/>
-            </w:tcMar>
-          </w:tcPr>
-          <w:p>
-            <w:pPr>
-              <w:pStyle w:val="Compact"/>
-              <w:wordWrap w:val="1"/>
+          <w:tcPr/>
+          <w:p>
+            <w:pPr>
+              <w:pStyle w:val="Compact"/>
             </w:pPr>
             <w:r>
               <w:t xml:space="preserve">특수공정</w:t>
@@ -1367,18 +1356,10 @@
           </w:p>
         </w:tc>
         <w:tc>
-          <w:tcPr>
-            <w:tcMar>
-              <w:top w:w="60" w:type="dxa"/>
-              <w:left w:w="120" w:type="dxa"/>
-              <w:bottom w:w="60" w:type="dxa"/>
-              <w:right w:w="120" w:type="dxa"/>
-            </w:tcMar>
-          </w:tcPr>
-          <w:p>
-            <w:pPr>
-              <w:pStyle w:val="Compact"/>
-              <w:wordWrap w:val="1"/>
+          <w:tcPr/>
+          <w:p>
+            <w:pPr>
+              <w:pStyle w:val="Compact"/>
             </w:pPr>
             <w:r>
               <w:t xml:space="preserve">특수공정 리스크 — 공정 능력, 인원 자격</w:t>
@@ -1421,7 +1402,7 @@
         </w:trPr>
         <w:tc>
           <w:tcPr>
-            <w:tcW w:w="2460" w:type="dxa"/>
+            <w:tcW w:w="3000" w:type="dxa"/>
             <w:tcMar>
               <w:top w:w="60" w:type="dxa"/>
               <w:left w:w="120" w:type="dxa"/>
@@ -1442,7 +1423,7 @@
         </w:tc>
         <w:tc>
           <w:tcPr>
-            <w:tcW w:w="6328" w:type="dxa"/>
+            <w:tcW w:w="5788" w:type="dxa"/>
             <w:tcMar>
               <w:top w:w="60" w:type="dxa"/>
               <w:left w:w="120" w:type="dxa"/>
@@ -1464,9 +1445,7 @@
       </w:tr>
       <w:tr>
         <w:tc>
-          <w:tcPr>
-            <w:tcW w:w="2460" w:type="dxa"/>
-          </w:tcPr>
+          <w:tcPr/>
           <w:p>
             <w:pPr>
               <w:pStyle w:val="Compact"/>
@@ -1478,7 +1457,7 @@
         </w:tc>
         <w:tc>
           <w:tcPr>
-            <w:tcW w:w="6328" w:type="dxa"/>
+            <w:tcW w:w="5788" w:type="dxa"/>
             <w:tcMar>
               <w:top w:w="60" w:type="dxa"/>
               <w:left w:w="120" w:type="dxa"/>
@@ -1499,10 +1478,18 @@
       </w:tr>
       <w:tr>
         <w:tc>
-          <w:tcPr/>
-          <w:p>
-            <w:pPr>
-              <w:pStyle w:val="Compact"/>
+          <w:tcPr>
+            <w:tcMar>
+              <w:top w:w="60" w:type="dxa"/>
+              <w:left w:w="120" w:type="dxa"/>
+              <w:bottom w:w="60" w:type="dxa"/>
+              <w:right w:w="120" w:type="dxa"/>
+            </w:tcMar>
+          </w:tcPr>
+          <w:p>
+            <w:pPr>
+              <w:pStyle w:val="Compact"/>
+              <w:wordWrap w:val="1"/>
             </w:pPr>
             <w:r>
               <w:t xml:space="preserve">SAE ARP4761</w:t>
@@ -1511,6 +1498,7 @@
         </w:tc>
         <w:tc>
           <w:tcPr>
+            <w:tcW w:w="5788" w:type="dxa"/>
             <w:tcMar>
               <w:top w:w="60" w:type="dxa"/>
               <w:left w:w="120" w:type="dxa"/>
@@ -1543,11 +1531,17 @@
         </w:tc>
         <w:tc>
           <w:tcPr>
-            <w:tcW w:w="6328" w:type="dxa"/>
-          </w:tcPr>
-          <w:p>
-            <w:pPr>
-              <w:pStyle w:val="Compact"/>
+            <w:tcMar>
+              <w:top w:w="60" w:type="dxa"/>
+              <w:left w:w="120" w:type="dxa"/>
+              <w:bottom w:w="60" w:type="dxa"/>
+              <w:right w:w="120" w:type="dxa"/>
+            </w:tcMar>
+          </w:tcPr>
+          <w:p>
+            <w:pPr>
+              <w:pStyle w:val="Compact"/>
+              <w:wordWrap w:val="1"/>
             </w:pPr>
             <w:r>
               <w:t xml:space="preserve">FMEA 참조 매뉴얼</w:t>
@@ -1557,19 +1551,10 @@
       </w:tr>
       <w:tr>
         <w:tc>
-          <w:tcPr>
-            <w:tcW w:w="2460" w:type="dxa"/>
-            <w:tcMar>
-              <w:top w:w="60" w:type="dxa"/>
-              <w:left w:w="120" w:type="dxa"/>
-              <w:bottom w:w="60" w:type="dxa"/>
-              <w:right w:w="120" w:type="dxa"/>
-            </w:tcMar>
-          </w:tcPr>
-          <w:p>
-            <w:pPr>
-              <w:pStyle w:val="Compact"/>
-              <w:wordWrap w:val="1"/>
+          <w:tcPr/>
+          <w:p>
+            <w:pPr>
+              <w:pStyle w:val="Compact"/>
             </w:pPr>
             <w:r>
               <w:t xml:space="preserve">AIAG &amp; VDA FMEA Handbook</w:t>
@@ -1577,10 +1562,19 @@
           </w:p>
         </w:tc>
         <w:tc>
-          <w:tcPr/>
-          <w:p>
-            <w:pPr>
-              <w:pStyle w:val="Compact"/>
+          <w:tcPr>
+            <w:tcW w:w="5788" w:type="dxa"/>
+            <w:tcMar>
+              <w:top w:w="60" w:type="dxa"/>
+              <w:left w:w="120" w:type="dxa"/>
+              <w:bottom w:w="60" w:type="dxa"/>
+              <w:right w:w="120" w:type="dxa"/>
+            </w:tcMar>
+          </w:tcPr>
+          <w:p>
+            <w:pPr>
+              <w:pStyle w:val="Compact"/>
+              <w:wordWrap w:val="1"/>
             </w:pPr>
             <w:r>
               <w:t xml:space="preserve">FMEA 수행 지침서 (2019)</w:t>
@@ -1601,10 +1595,18 @@
           </w:p>
         </w:tc>
         <w:tc>
-          <w:tcPr/>
-          <w:p>
-            <w:pPr>
-              <w:pStyle w:val="Compact"/>
+          <w:tcPr>
+            <w:tcMar>
+              <w:top w:w="60" w:type="dxa"/>
+              <w:left w:w="120" w:type="dxa"/>
+              <w:bottom w:w="60" w:type="dxa"/>
+              <w:right w:w="120" w:type="dxa"/>
+            </w:tcMar>
+          </w:tcPr>
+          <w:p>
+            <w:pPr>
+              <w:pStyle w:val="Compact"/>
+              <w:wordWrap w:val="1"/>
             </w:pPr>
             <w:r>
               <w:t xml:space="preserve">품질매뉴얼 §8.1.2 운영 리스크 관리</w:t>
@@ -1638,18 +1640,10 @@
       </w:tr>
       <w:tr>
         <w:tc>
-          <w:tcPr>
-            <w:tcMar>
-              <w:top w:w="60" w:type="dxa"/>
-              <w:left w:w="120" w:type="dxa"/>
-              <w:bottom w:w="60" w:type="dxa"/>
-              <w:right w:w="120" w:type="dxa"/>
-            </w:tcMar>
-          </w:tcPr>
-          <w:p>
-            <w:pPr>
-              <w:pStyle w:val="Compact"/>
-              <w:wordWrap w:val="1"/>
+          <w:tcPr/>
+          <w:p>
+            <w:pPr>
+              <w:pStyle w:val="Compact"/>
             </w:pPr>
             <w:r>
               <w:t xml:space="preserve">QP-804</w:t>
@@ -1657,18 +1651,10 @@
           </w:p>
         </w:tc>
         <w:tc>
-          <w:tcPr>
-            <w:tcMar>
-              <w:top w:w="60" w:type="dxa"/>
-              <w:left w:w="120" w:type="dxa"/>
-              <w:bottom w:w="60" w:type="dxa"/>
-              <w:right w:w="120" w:type="dxa"/>
-            </w:tcMar>
-          </w:tcPr>
-          <w:p>
-            <w:pPr>
-              <w:pStyle w:val="Compact"/>
-              <w:wordWrap w:val="1"/>
+          <w:tcPr/>
+          <w:p>
+            <w:pPr>
+              <w:pStyle w:val="Compact"/>
             </w:pPr>
             <w:r>
               <w:t xml:space="preserve">제품/서비스 안전 관리 절차서</w:t>
@@ -1712,7 +1698,7 @@
         </w:trPr>
         <w:tc>
           <w:tcPr>
-            <w:tcW w:w="2460" w:type="dxa"/>
+            <w:tcW w:w="3000" w:type="dxa"/>
             <w:tcMar>
               <w:top w:w="60" w:type="dxa"/>
               <w:left w:w="120" w:type="dxa"/>
@@ -1733,7 +1719,7 @@
         </w:tc>
         <w:tc>
           <w:tcPr>
-            <w:tcW w:w="6328" w:type="dxa"/>
+            <w:tcW w:w="5788" w:type="dxa"/>
             <w:tcMar>
               <w:top w:w="60" w:type="dxa"/>
               <w:left w:w="120" w:type="dxa"/>
@@ -1755,9 +1741,7 @@
       </w:tr>
       <w:tr>
         <w:tc>
-          <w:tcPr>
-            <w:tcW w:w="2460" w:type="dxa"/>
-          </w:tcPr>
+          <w:tcPr/>
           <w:p>
             <w:pPr>
               <w:pStyle w:val="Compact"/>
@@ -1769,7 +1753,7 @@
         </w:tc>
         <w:tc>
           <w:tcPr>
-            <w:tcW w:w="6328" w:type="dxa"/>
+            <w:tcW w:w="5788" w:type="dxa"/>
             <w:tcMar>
               <w:top w:w="60" w:type="dxa"/>
               <w:left w:w="120" w:type="dxa"/>
@@ -1802,6 +1786,7 @@
         </w:tc>
         <w:tc>
           <w:tcPr>
+            <w:tcW w:w="5788" w:type="dxa"/>
             <w:tcMar>
               <w:top w:w="60" w:type="dxa"/>
               <w:left w:w="120" w:type="dxa"/>
@@ -1833,9 +1818,7 @@
           </w:p>
         </w:tc>
         <w:tc>
-          <w:tcPr>
-            <w:tcW w:w="6328" w:type="dxa"/>
-          </w:tcPr>
+          <w:tcPr/>
           <w:p>
             <w:pPr>
               <w:pStyle w:val="Compact"/>
@@ -1848,19 +1831,10 @@
       </w:tr>
       <w:tr>
         <w:tc>
-          <w:tcPr>
-            <w:tcW w:w="2460" w:type="dxa"/>
-            <w:tcMar>
-              <w:top w:w="60" w:type="dxa"/>
-              <w:left w:w="120" w:type="dxa"/>
-              <w:bottom w:w="60" w:type="dxa"/>
-              <w:right w:w="120" w:type="dxa"/>
-            </w:tcMar>
-          </w:tcPr>
-          <w:p>
-            <w:pPr>
-              <w:pStyle w:val="Compact"/>
-              <w:wordWrap w:val="1"/>
+          <w:tcPr/>
+          <w:p>
+            <w:pPr>
+              <w:pStyle w:val="Compact"/>
             </w:pPr>
             <w:r>
               <w:t xml:space="preserve">PFMEA (Process FMEA)</w:t>
@@ -1868,10 +1842,19 @@
           </w:p>
         </w:tc>
         <w:tc>
-          <w:tcPr/>
-          <w:p>
-            <w:pPr>
-              <w:pStyle w:val="Compact"/>
+          <w:tcPr>
+            <w:tcW w:w="5788" w:type="dxa"/>
+            <w:tcMar>
+              <w:top w:w="60" w:type="dxa"/>
+              <w:left w:w="120" w:type="dxa"/>
+              <w:bottom w:w="60" w:type="dxa"/>
+              <w:right w:w="120" w:type="dxa"/>
+            </w:tcMar>
+          </w:tcPr>
+          <w:p>
+            <w:pPr>
+              <w:pStyle w:val="Compact"/>
+              <w:wordWrap w:val="1"/>
             </w:pPr>
             <w:r>
               <w:t xml:space="preserve">공정 FMEA — 제조 공정에서 수행하는 고장 분석</w:t>
@@ -2025,18 +2008,10 @@
       </w:tr>
       <w:tr>
         <w:tc>
-          <w:tcPr>
-            <w:tcMar>
-              <w:top w:w="60" w:type="dxa"/>
-              <w:left w:w="120" w:type="dxa"/>
-              <w:bottom w:w="60" w:type="dxa"/>
-              <w:right w:w="120" w:type="dxa"/>
-            </w:tcMar>
-          </w:tcPr>
-          <w:p>
-            <w:pPr>
-              <w:pStyle w:val="Compact"/>
-              <w:wordWrap w:val="1"/>
+          <w:tcPr/>
+          <w:p>
+            <w:pPr>
+              <w:pStyle w:val="Compact"/>
             </w:pPr>
             <w:r>
               <w:t xml:space="preserve">잔여 리스크 (Residual Risk)</w:t>
@@ -2044,18 +2019,10 @@
           </w:p>
         </w:tc>
         <w:tc>
-          <w:tcPr>
-            <w:tcMar>
-              <w:top w:w="60" w:type="dxa"/>
-              <w:left w:w="120" w:type="dxa"/>
-              <w:bottom w:w="60" w:type="dxa"/>
-              <w:right w:w="120" w:type="dxa"/>
-            </w:tcMar>
-          </w:tcPr>
-          <w:p>
-            <w:pPr>
-              <w:pStyle w:val="Compact"/>
-              <w:wordWrap w:val="1"/>
+          <w:tcPr/>
+          <w:p>
+            <w:pPr>
+              <w:pStyle w:val="Compact"/>
             </w:pPr>
             <w:r>
               <w:t xml:space="preserve">완화 조치 후 남아 있는 리스크</w:t>
@@ -2099,7 +2066,7 @@
         </w:trPr>
         <w:tc>
           <w:tcPr>
-            <w:tcW w:w="2460" w:type="dxa"/>
+            <w:tcW w:w="3000" w:type="dxa"/>
             <w:tcMar>
               <w:top w:w="60" w:type="dxa"/>
               <w:left w:w="120" w:type="dxa"/>
@@ -2120,7 +2087,7 @@
         </w:tc>
         <w:tc>
           <w:tcPr>
-            <w:tcW w:w="6328" w:type="dxa"/>
+            <w:tcW w:w="5788" w:type="dxa"/>
             <w:tcMar>
               <w:top w:w="60" w:type="dxa"/>
               <w:left w:w="120" w:type="dxa"/>
@@ -2142,9 +2109,7 @@
       </w:tr>
       <w:tr>
         <w:tc>
-          <w:tcPr>
-            <w:tcW w:w="2460" w:type="dxa"/>
-          </w:tcPr>
+          <w:tcPr/>
           <w:p>
             <w:pPr>
               <w:pStyle w:val="Compact"/>
@@ -2160,7 +2125,7 @@
         </w:tc>
         <w:tc>
           <w:tcPr>
-            <w:tcW w:w="6328" w:type="dxa"/>
+            <w:tcW w:w="5788" w:type="dxa"/>
             <w:tcMar>
               <w:top w:w="60" w:type="dxa"/>
               <w:left w:w="120" w:type="dxa"/>
@@ -2197,17 +2162,11 @@
         </w:tc>
         <w:tc>
           <w:tcPr>
-            <w:tcMar>
-              <w:top w:w="60" w:type="dxa"/>
-              <w:left w:w="120" w:type="dxa"/>
-              <w:bottom w:w="60" w:type="dxa"/>
-              <w:right w:w="120" w:type="dxa"/>
-            </w:tcMar>
-          </w:tcPr>
-          <w:p>
-            <w:pPr>
-              <w:pStyle w:val="Compact"/>
-              <w:wordWrap w:val="1"/>
+            <w:tcW w:w="5788" w:type="dxa"/>
+          </w:tcPr>
+          <w:p>
+            <w:pPr>
+              <w:pStyle w:val="Compact"/>
             </w:pPr>
             <w:r>
               <w:t xml:space="preserve">FMEA 회의 주관 (개발 담당자가 다기능팀 회의 의장); DFMEA 주관; PFMEA 공동 주관; 회의 전 관련 자료(제조 흐름도, 도면, 기술 요건, 과거 불량 분석 자료) 최소 1일 전 팀원 배포</w:t>
@@ -2232,9 +2191,7 @@
           </w:p>
         </w:tc>
         <w:tc>
-          <w:tcPr>
-            <w:tcW w:w="6328" w:type="dxa"/>
-          </w:tcPr>
+          <w:tcPr/>
           <w:p>
             <w:pPr>
               <w:pStyle w:val="Compact"/>
@@ -2247,19 +2204,10 @@
       </w:tr>
       <w:tr>
         <w:tc>
-          <w:tcPr>
-            <w:tcW w:w="2460" w:type="dxa"/>
-            <w:tcMar>
-              <w:top w:w="60" w:type="dxa"/>
-              <w:left w:w="120" w:type="dxa"/>
-              <w:bottom w:w="60" w:type="dxa"/>
-              <w:right w:w="120" w:type="dxa"/>
-            </w:tcMar>
-          </w:tcPr>
-          <w:p>
-            <w:pPr>
-              <w:pStyle w:val="Compact"/>
-              <w:wordWrap w:val="1"/>
+          <w:tcPr/>
+          <w:p>
+            <w:pPr>
+              <w:pStyle w:val="Compact"/>
             </w:pPr>
             <w:r>
               <w:rPr>
@@ -2271,10 +2219,19 @@
           </w:p>
         </w:tc>
         <w:tc>
-          <w:tcPr/>
-          <w:p>
-            <w:pPr>
-              <w:pStyle w:val="Compact"/>
+          <w:tcPr>
+            <w:tcW w:w="5788" w:type="dxa"/>
+            <w:tcMar>
+              <w:top w:w="60" w:type="dxa"/>
+              <w:left w:w="120" w:type="dxa"/>
+              <w:bottom w:w="60" w:type="dxa"/>
+              <w:right w:w="120" w:type="dxa"/>
+            </w:tcMar>
+          </w:tcPr>
+          <w:p>
+            <w:pPr>
+              <w:pStyle w:val="Compact"/>
+              <w:wordWrap w:val="1"/>
             </w:pPr>
             <w:r>
               <w:t xml:space="preserve">FMEA 촉진자(Facilitator) 역할; 검출 관리 평가; 리스크 등록부 유지; 리스크 데이터 분석</w:t>
@@ -2312,18 +2269,10 @@
       </w:tr>
       <w:tr>
         <w:tc>
-          <w:tcPr>
-            <w:tcMar>
-              <w:top w:w="60" w:type="dxa"/>
-              <w:left w:w="120" w:type="dxa"/>
-              <w:bottom w:w="60" w:type="dxa"/>
-              <w:right w:w="120" w:type="dxa"/>
-            </w:tcMar>
-          </w:tcPr>
-          <w:p>
-            <w:pPr>
-              <w:pStyle w:val="Compact"/>
-              <w:wordWrap w:val="1"/>
+          <w:tcPr/>
+          <w:p>
+            <w:pPr>
+              <w:pStyle w:val="Compact"/>
             </w:pPr>
             <w:r>
               <w:rPr>
@@ -2335,18 +2284,10 @@
           </w:p>
         </w:tc>
         <w:tc>
-          <w:tcPr>
-            <w:tcMar>
-              <w:top w:w="60" w:type="dxa"/>
-              <w:left w:w="120" w:type="dxa"/>
-              <w:bottom w:w="60" w:type="dxa"/>
-              <w:right w:w="120" w:type="dxa"/>
-            </w:tcMar>
-          </w:tcPr>
-          <w:p>
-            <w:pPr>
-              <w:pStyle w:val="Compact"/>
-              <w:wordWrap w:val="1"/>
+          <w:tcPr/>
+          <w:p>
+            <w:pPr>
+              <w:pStyle w:val="Compact"/>
             </w:pPr>
             <w:r>
               <w:t xml:space="preserve">FMEA 워크숍 참여; 각 담당 공정에 대한 전문 의견 제공; 완화 조치 이행; APQP/FMEA/MSA/PPAP/SPC 도구 교육 이수</w:t>
@@ -2437,152 +2378,244 @@
         <w:t xml:space="preserve">6.1 리스크 관리 프로세스</w:t>
       </w:r>
     </w:p>
-    <w:p>
-      <w:pPr>
-        <w:pStyle w:val="SourceCode"/>
-      </w:pPr>
-      <w:r>
-        <w:rPr>
-          <w:rStyle w:val="VerbatimChar"/>
-        </w:rPr>
-        <w:t xml:space="preserve">① 리스크 식별 (Identify)</w:t>
-      </w:r>
-      <w:r>
-        <w:br/>
-      </w:r>
-      <w:r>
-        <w:rPr>
-          <w:rStyle w:val="VerbatimChar"/>
-        </w:rPr>
-        <w:t xml:space="preserve">    │</w:t>
-      </w:r>
-      <w:r>
-        <w:br/>
-      </w:r>
-      <w:r>
-        <w:rPr>
-          <w:rStyle w:val="VerbatimChar"/>
-        </w:rPr>
-        <w:t xml:space="preserve">    ▼</w:t>
-      </w:r>
-      <w:r>
-        <w:br/>
-      </w:r>
-      <w:r>
-        <w:rPr>
-          <w:rStyle w:val="VerbatimChar"/>
-        </w:rPr>
-        <w:t xml:space="preserve">② 리스크 분석 (Analyze) ──→ FMEA, 리스크 매트릭스</w:t>
-      </w:r>
-      <w:r>
-        <w:br/>
-      </w:r>
-      <w:r>
-        <w:rPr>
-          <w:rStyle w:val="VerbatimChar"/>
-        </w:rPr>
-        <w:t xml:space="preserve">    │</w:t>
-      </w:r>
-      <w:r>
-        <w:br/>
-      </w:r>
-      <w:r>
-        <w:rPr>
-          <w:rStyle w:val="VerbatimChar"/>
-        </w:rPr>
-        <w:t xml:space="preserve">    ▼</w:t>
-      </w:r>
-      <w:r>
-        <w:br/>
-      </w:r>
-      <w:r>
-        <w:rPr>
-          <w:rStyle w:val="VerbatimChar"/>
-        </w:rPr>
-        <w:t xml:space="preserve">③ 리스크 평가 (Evaluate) ──→ RPN/AP 산출, 우선순위 결정</w:t>
-      </w:r>
-      <w:r>
-        <w:br/>
-      </w:r>
-      <w:r>
-        <w:rPr>
-          <w:rStyle w:val="VerbatimChar"/>
-        </w:rPr>
-        <w:t xml:space="preserve">    │</w:t>
-      </w:r>
-      <w:r>
-        <w:br/>
-      </w:r>
-      <w:r>
-        <w:rPr>
-          <w:rStyle w:val="VerbatimChar"/>
-        </w:rPr>
-        <w:t xml:space="preserve">    ▼</w:t>
-      </w:r>
-      <w:r>
-        <w:br/>
-      </w:r>
-      <w:r>
-        <w:rPr>
-          <w:rStyle w:val="VerbatimChar"/>
-        </w:rPr>
-        <w:t xml:space="preserve">④ 리스크 완화 (Treat) ──→ 완화 조치 수립/실행</w:t>
-      </w:r>
-      <w:r>
-        <w:br/>
-      </w:r>
-      <w:r>
-        <w:rPr>
-          <w:rStyle w:val="VerbatimChar"/>
-        </w:rPr>
-        <w:t xml:space="preserve">    │</w:t>
-      </w:r>
-      <w:r>
-        <w:br/>
-      </w:r>
-      <w:r>
-        <w:rPr>
-          <w:rStyle w:val="VerbatimChar"/>
-        </w:rPr>
-        <w:t xml:space="preserve">    ▼</w:t>
-      </w:r>
-      <w:r>
-        <w:br/>
-      </w:r>
-      <w:r>
-        <w:rPr>
-          <w:rStyle w:val="VerbatimChar"/>
-        </w:rPr>
-        <w:t xml:space="preserve">⑤ 모니터링/검토 (Monitor) ──→ 잔여 리스크 확인, 주기적 재평가</w:t>
-      </w:r>
-      <w:r>
-        <w:br/>
-      </w:r>
-      <w:r>
-        <w:rPr>
-          <w:rStyle w:val="VerbatimChar"/>
-        </w:rPr>
-        <w:t xml:space="preserve">    │</w:t>
-      </w:r>
-      <w:r>
-        <w:br/>
-      </w:r>
-      <w:r>
-        <w:rPr>
-          <w:rStyle w:val="VerbatimChar"/>
-        </w:rPr>
-        <w:t xml:space="preserve">    ▼</w:t>
-      </w:r>
-      <w:r>
-        <w:br/>
-      </w:r>
-      <w:r>
-        <w:rPr>
-          <w:rStyle w:val="VerbatimChar"/>
-        </w:rPr>
-        <w:t xml:space="preserve">⑥ 기록/보고 (Record) ──→ 리스크 등록부 갱신</w:t>
-      </w:r>
-    </w:p>
+    <w:tbl>
+      <w:tblPr>
+        <w:tblLook w:firstColumn="1" w:firstRow="1" w:lastColumn="0" w:lastRow="0" w:noHBand="0" w:noVBand="1" w:val="04A0"/>
+        <w:tblW w:w="8788" w:type="dxa"/>
+        <w:tblBorders>
+          <w:top w:val="single" w:sz="4" w:color="2E74B5" w:space="0"/>
+          <w:left w:val="single" w:sz="4" w:color="2E74B5" w:space="0"/>
+          <w:bottom w:val="single" w:sz="4" w:color="2E74B5" w:space="0"/>
+          <w:right w:val="single" w:sz="4" w:color="2E74B5" w:space="0"/>
+          <w:insideH w:val="single" w:sz="4" w:color="BDD7EE" w:space="0"/>
+          <w:insideV w:val="single" w:sz="2" w:color="D9D9D9" w:space="0"/>
+        </w:tblBorders>
+      </w:tblPr>
+      <w:tblGrid>
+        <w:gridCol w:w="8788"/>
+      </w:tblGrid>
+      <w:tr>
+        <w:tc>
+          <w:tcPr>
+            <w:tcW w:w="8788" w:type="dxa"/>
+            <w:tcMar>
+              <w:top w:w="80" w:type="dxa"/>
+              <w:left w:w="140" w:type="dxa"/>
+              <w:bottom w:w="80" w:type="dxa"/>
+              <w:right w:w="140" w:type="dxa"/>
+            </w:tcMar>
+          </w:tcPr>
+          <w:p>
+            <w:pPr>
+              <w:spacing w:before="0" w:after="0" w:line="240" w:lineRule="auto"/>
+            </w:pPr>
+            <w:r>
+              <w:rPr>
+                <w:rFonts w:ascii="Courier New" w:hAnsi="Courier New" w:eastAsia="NanumGothicCoding"/>
+                <w:sz w:val="18"/>
+                <w:szCs w:val="18"/>
+              </w:rPr>
+              <w:t xml:space="preserve">① 리스크 식별 (Identify)</w:t>
+            </w:r>
+          </w:p>
+          <w:p>
+            <w:pPr>
+              <w:spacing w:before="0" w:after="0" w:line="240" w:lineRule="auto"/>
+            </w:pPr>
+            <w:r>
+              <w:rPr>
+                <w:rFonts w:ascii="Courier New" w:hAnsi="Courier New" w:eastAsia="NanumGothicCoding"/>
+                <w:sz w:val="18"/>
+                <w:szCs w:val="18"/>
+              </w:rPr>
+              <w:t xml:space="preserve">    │</w:t>
+            </w:r>
+          </w:p>
+          <w:p>
+            <w:pPr>
+              <w:spacing w:before="0" w:after="0" w:line="240" w:lineRule="auto"/>
+            </w:pPr>
+            <w:r>
+              <w:rPr>
+                <w:rFonts w:ascii="Courier New" w:hAnsi="Courier New" w:eastAsia="NanumGothicCoding"/>
+                <w:sz w:val="18"/>
+                <w:szCs w:val="18"/>
+              </w:rPr>
+              <w:t xml:space="preserve">    ▼</w:t>
+            </w:r>
+          </w:p>
+          <w:p>
+            <w:pPr>
+              <w:spacing w:before="0" w:after="0" w:line="240" w:lineRule="auto"/>
+            </w:pPr>
+            <w:r>
+              <w:rPr>
+                <w:rFonts w:ascii="Courier New" w:hAnsi="Courier New" w:eastAsia="NanumGothicCoding"/>
+                <w:sz w:val="18"/>
+                <w:szCs w:val="18"/>
+              </w:rPr>
+              <w:t xml:space="preserve">② 리스크 분석 (Analyze) ──→ FMEA, 리스크 매트릭스</w:t>
+            </w:r>
+          </w:p>
+          <w:p>
+            <w:pPr>
+              <w:spacing w:before="0" w:after="0" w:line="240" w:lineRule="auto"/>
+            </w:pPr>
+            <w:r>
+              <w:rPr>
+                <w:rFonts w:ascii="Courier New" w:hAnsi="Courier New" w:eastAsia="NanumGothicCoding"/>
+                <w:sz w:val="18"/>
+                <w:szCs w:val="18"/>
+              </w:rPr>
+              <w:t xml:space="preserve">    │</w:t>
+            </w:r>
+          </w:p>
+          <w:p>
+            <w:pPr>
+              <w:spacing w:before="0" w:after="0" w:line="240" w:lineRule="auto"/>
+            </w:pPr>
+            <w:r>
+              <w:rPr>
+                <w:rFonts w:ascii="Courier New" w:hAnsi="Courier New" w:eastAsia="NanumGothicCoding"/>
+                <w:sz w:val="18"/>
+                <w:szCs w:val="18"/>
+              </w:rPr>
+              <w:t xml:space="preserve">    ▼</w:t>
+            </w:r>
+          </w:p>
+          <w:p>
+            <w:pPr>
+              <w:spacing w:before="0" w:after="0" w:line="240" w:lineRule="auto"/>
+            </w:pPr>
+            <w:r>
+              <w:rPr>
+                <w:rFonts w:ascii="Courier New" w:hAnsi="Courier New" w:eastAsia="NanumGothicCoding"/>
+                <w:sz w:val="18"/>
+                <w:szCs w:val="18"/>
+              </w:rPr>
+              <w:t xml:space="preserve">③ 리스크 평가 (Evaluate) ──→ RPN/AP 산출, 우선순위 결정</w:t>
+            </w:r>
+          </w:p>
+          <w:p>
+            <w:pPr>
+              <w:spacing w:before="0" w:after="0" w:line="240" w:lineRule="auto"/>
+            </w:pPr>
+            <w:r>
+              <w:rPr>
+                <w:rFonts w:ascii="Courier New" w:hAnsi="Courier New" w:eastAsia="NanumGothicCoding"/>
+                <w:sz w:val="18"/>
+                <w:szCs w:val="18"/>
+              </w:rPr>
+              <w:t xml:space="preserve">    │</w:t>
+            </w:r>
+          </w:p>
+          <w:p>
+            <w:pPr>
+              <w:spacing w:before="0" w:after="0" w:line="240" w:lineRule="auto"/>
+            </w:pPr>
+            <w:r>
+              <w:rPr>
+                <w:rFonts w:ascii="Courier New" w:hAnsi="Courier New" w:eastAsia="NanumGothicCoding"/>
+                <w:sz w:val="18"/>
+                <w:szCs w:val="18"/>
+              </w:rPr>
+              <w:t xml:space="preserve">    ▼</w:t>
+            </w:r>
+          </w:p>
+          <w:p>
+            <w:pPr>
+              <w:spacing w:before="0" w:after="0" w:line="240" w:lineRule="auto"/>
+            </w:pPr>
+            <w:r>
+              <w:rPr>
+                <w:rFonts w:ascii="Courier New" w:hAnsi="Courier New" w:eastAsia="NanumGothicCoding"/>
+                <w:sz w:val="18"/>
+                <w:szCs w:val="18"/>
+              </w:rPr>
+              <w:t xml:space="preserve">④ 리스크 완화 (Treat) ──→ 완화 조치 수립/실행</w:t>
+            </w:r>
+          </w:p>
+          <w:p>
+            <w:pPr>
+              <w:spacing w:before="0" w:after="0" w:line="240" w:lineRule="auto"/>
+            </w:pPr>
+            <w:r>
+              <w:rPr>
+                <w:rFonts w:ascii="Courier New" w:hAnsi="Courier New" w:eastAsia="NanumGothicCoding"/>
+                <w:sz w:val="18"/>
+                <w:szCs w:val="18"/>
+              </w:rPr>
+              <w:t xml:space="preserve">    │</w:t>
+            </w:r>
+          </w:p>
+          <w:p>
+            <w:pPr>
+              <w:spacing w:before="0" w:after="0" w:line="240" w:lineRule="auto"/>
+            </w:pPr>
+            <w:r>
+              <w:rPr>
+                <w:rFonts w:ascii="Courier New" w:hAnsi="Courier New" w:eastAsia="NanumGothicCoding"/>
+                <w:sz w:val="18"/>
+                <w:szCs w:val="18"/>
+              </w:rPr>
+              <w:t xml:space="preserve">    ▼</w:t>
+            </w:r>
+          </w:p>
+          <w:p>
+            <w:pPr>
+              <w:spacing w:before="0" w:after="0" w:line="240" w:lineRule="auto"/>
+            </w:pPr>
+            <w:r>
+              <w:rPr>
+                <w:rFonts w:ascii="Courier New" w:hAnsi="Courier New" w:eastAsia="NanumGothicCoding"/>
+                <w:sz w:val="18"/>
+                <w:szCs w:val="18"/>
+              </w:rPr>
+              <w:t xml:space="preserve">⑤ 모니터링/검토 (Monitor) ──→ 잔여 리스크 확인, 주기적 재평가</w:t>
+            </w:r>
+          </w:p>
+          <w:p>
+            <w:pPr>
+              <w:spacing w:before="0" w:after="0" w:line="240" w:lineRule="auto"/>
+            </w:pPr>
+            <w:r>
+              <w:rPr>
+                <w:rFonts w:ascii="Courier New" w:hAnsi="Courier New" w:eastAsia="NanumGothicCoding"/>
+                <w:sz w:val="18"/>
+                <w:szCs w:val="18"/>
+              </w:rPr>
+              <w:t xml:space="preserve">    │</w:t>
+            </w:r>
+          </w:p>
+          <w:p>
+            <w:pPr>
+              <w:spacing w:before="0" w:after="0" w:line="240" w:lineRule="auto"/>
+            </w:pPr>
+            <w:r>
+              <w:rPr>
+                <w:rFonts w:ascii="Courier New" w:hAnsi="Courier New" w:eastAsia="NanumGothicCoding"/>
+                <w:sz w:val="18"/>
+                <w:szCs w:val="18"/>
+              </w:rPr>
+              <w:t xml:space="preserve">    ▼</w:t>
+            </w:r>
+          </w:p>
+          <w:p>
+            <w:pPr>
+              <w:spacing w:before="0" w:after="0" w:line="240" w:lineRule="auto"/>
+            </w:pPr>
+            <w:r>
+              <w:rPr>
+                <w:rFonts w:ascii="Courier New" w:hAnsi="Courier New" w:eastAsia="NanumGothicCoding"/>
+                <w:sz w:val="18"/>
+                <w:szCs w:val="18"/>
+              </w:rPr>
+              <w:t xml:space="preserve">⑥ 기록/보고 (Record) ──→ 리스크 등록부 갱신</w:t>
+            </w:r>
+          </w:p>
+        </w:tc>
+      </w:tr>
+    </w:tbl>
     <w:bookmarkEnd w:id="19"/>
     <w:bookmarkStart w:id="20" w:name="리스크-식별-트리거"/>
     <w:p>
@@ -5778,7 +5811,7 @@
         </w:trPr>
         <w:tc>
           <w:tcPr>
-            <w:tcW w:w="2460" w:type="dxa"/>
+            <w:tcW w:w="2138" w:type="dxa"/>
             <w:tcMar>
               <w:top w:w="60" w:type="dxa"/>
               <w:left w:w="120" w:type="dxa"/>
@@ -5799,7 +5832,7 @@
         </w:tc>
         <w:tc>
           <w:tcPr>
-            <w:tcW w:w="6328" w:type="dxa"/>
+            <w:tcW w:w="6650" w:type="dxa"/>
             <w:tcMar>
               <w:top w:w="60" w:type="dxa"/>
               <w:left w:w="120" w:type="dxa"/>
@@ -5821,9 +5854,7 @@
       </w:tr>
       <w:tr>
         <w:tc>
-          <w:tcPr>
-            <w:tcW w:w="2460" w:type="dxa"/>
-          </w:tcPr>
+          <w:tcPr/>
           <w:p>
             <w:pPr>
               <w:pStyle w:val="Compact"/>
@@ -5835,7 +5866,7 @@
         </w:tc>
         <w:tc>
           <w:tcPr>
-            <w:tcW w:w="6328" w:type="dxa"/>
+            <w:tcW w:w="6650" w:type="dxa"/>
             <w:tcMar>
               <w:top w:w="60" w:type="dxa"/>
               <w:left w:w="120" w:type="dxa"/>
@@ -5868,6 +5899,7 @@
         </w:tc>
         <w:tc>
           <w:tcPr>
+            <w:tcW w:w="6650" w:type="dxa"/>
             <w:tcMar>
               <w:top w:w="60" w:type="dxa"/>
               <w:left w:w="120" w:type="dxa"/>
@@ -5899,9 +5931,7 @@
           </w:p>
         </w:tc>
         <w:tc>
-          <w:tcPr>
-            <w:tcW w:w="6328" w:type="dxa"/>
-          </w:tcPr>
+          <w:tcPr/>
           <w:p>
             <w:pPr>
               <w:pStyle w:val="Compact"/>
@@ -5914,19 +5944,10 @@
       </w:tr>
       <w:tr>
         <w:tc>
-          <w:tcPr>
-            <w:tcW w:w="2460" w:type="dxa"/>
-            <w:tcMar>
-              <w:top w:w="60" w:type="dxa"/>
-              <w:left w:w="120" w:type="dxa"/>
-              <w:bottom w:w="60" w:type="dxa"/>
-              <w:right w:w="120" w:type="dxa"/>
-            </w:tcMar>
-          </w:tcPr>
-          <w:p>
-            <w:pPr>
-              <w:pStyle w:val="Compact"/>
-              <w:wordWrap w:val="1"/>
+          <w:tcPr/>
+          <w:p>
+            <w:pPr>
+              <w:pStyle w:val="Compact"/>
             </w:pPr>
             <w:r>
               <w:t xml:space="preserve">S / O / D</w:t>
@@ -5934,7 +5955,9 @@
           </w:p>
         </w:tc>
         <w:tc>
-          <w:tcPr/>
+          <w:tcPr>
+            <w:tcW w:w="6650" w:type="dxa"/>
+          </w:tcPr>
           <w:p>
             <w:pPr>
               <w:pStyle w:val="Compact"/>
@@ -6044,17 +6067,11 @@
       <w:tr>
         <w:tc>
           <w:tcPr>
-            <w:tcMar>
-              <w:top w:w="60" w:type="dxa"/>
-              <w:left w:w="120" w:type="dxa"/>
-              <w:bottom w:w="60" w:type="dxa"/>
-              <w:right w:w="120" w:type="dxa"/>
-            </w:tcMar>
-          </w:tcPr>
-          <w:p>
-            <w:pPr>
-              <w:pStyle w:val="Compact"/>
-              <w:wordWrap w:val="1"/>
+            <w:tcW w:w="2138" w:type="dxa"/>
+          </w:tcPr>
+          <w:p>
+            <w:pPr>
+              <w:pStyle w:val="Compact"/>
             </w:pPr>
             <w:r>
               <w:t xml:space="preserve">상태</w:t>
@@ -6063,6 +6080,7 @@
         </w:tc>
         <w:tc>
           <w:tcPr>
+            <w:tcW w:w="6650" w:type="dxa"/>
             <w:tcMar>
               <w:top w:w="60" w:type="dxa"/>
               <w:left w:w="120" w:type="dxa"/>
@@ -6399,7 +6417,7 @@
         </w:trPr>
         <w:tc>
           <w:tcPr>
-            <w:tcW w:w="2460" w:type="dxa"/>
+            <w:tcW w:w="3000" w:type="dxa"/>
             <w:tcMar>
               <w:top w:w="60" w:type="dxa"/>
               <w:left w:w="120" w:type="dxa"/>
@@ -6420,7 +6438,7 @@
         </w:tc>
         <w:tc>
           <w:tcPr>
-            <w:tcW w:w="6328" w:type="dxa"/>
+            <w:tcW w:w="5788" w:type="dxa"/>
             <w:tcMar>
               <w:top w:w="60" w:type="dxa"/>
               <w:left w:w="120" w:type="dxa"/>
@@ -6442,9 +6460,7 @@
       </w:tr>
       <w:tr>
         <w:tc>
-          <w:tcPr>
-            <w:tcW w:w="2460" w:type="dxa"/>
-          </w:tcPr>
+          <w:tcPr/>
           <w:p>
             <w:pPr>
               <w:pStyle w:val="Compact"/>
@@ -6456,7 +6472,7 @@
         </w:tc>
         <w:tc>
           <w:tcPr>
-            <w:tcW w:w="6328" w:type="dxa"/>
+            <w:tcW w:w="5788" w:type="dxa"/>
             <w:tcMar>
               <w:top w:w="60" w:type="dxa"/>
               <w:left w:w="120" w:type="dxa"/>
@@ -6489,17 +6505,11 @@
         </w:tc>
         <w:tc>
           <w:tcPr>
-            <w:tcMar>
-              <w:top w:w="60" w:type="dxa"/>
-              <w:left w:w="120" w:type="dxa"/>
-              <w:bottom w:w="60" w:type="dxa"/>
-              <w:right w:w="120" w:type="dxa"/>
-            </w:tcMar>
-          </w:tcPr>
-          <w:p>
-            <w:pPr>
-              <w:pStyle w:val="Compact"/>
-              <w:wordWrap w:val="1"/>
+            <w:tcW w:w="5788" w:type="dxa"/>
+          </w:tcPr>
+          <w:p>
+            <w:pPr>
+              <w:pStyle w:val="Compact"/>
             </w:pPr>
             <w:r>
               <w:t xml:space="preserve">프로세스별 리스크 소유자(Risk Owner) 지정</w:t>
@@ -6520,9 +6530,7 @@
           </w:p>
         </w:tc>
         <w:tc>
-          <w:tcPr>
-            <w:tcW w:w="6328" w:type="dxa"/>
-          </w:tcPr>
+          <w:tcPr/>
           <w:p>
             <w:pPr>
               <w:pStyle w:val="Compact"/>
@@ -6535,19 +6543,10 @@
       </w:tr>
       <w:tr>
         <w:tc>
-          <w:tcPr>
-            <w:tcW w:w="2460" w:type="dxa"/>
-            <w:tcMar>
-              <w:top w:w="60" w:type="dxa"/>
-              <w:left w:w="120" w:type="dxa"/>
-              <w:bottom w:w="60" w:type="dxa"/>
-              <w:right w:w="120" w:type="dxa"/>
-            </w:tcMar>
-          </w:tcPr>
-          <w:p>
-            <w:pPr>
-              <w:pStyle w:val="Compact"/>
-              <w:wordWrap w:val="1"/>
+          <w:tcPr/>
+          <w:p>
+            <w:pPr>
+              <w:pStyle w:val="Compact"/>
             </w:pPr>
             <w:r>
               <w:t xml:space="preserve">리스크 완화 조치</w:t>
@@ -6556,6 +6555,7 @@
         </w:tc>
         <w:tc>
           <w:tcPr>
+            <w:tcW w:w="5788" w:type="dxa"/>
             <w:tcMar>
               <w:top w:w="60" w:type="dxa"/>
               <w:left w:w="120" w:type="dxa"/>
@@ -6711,7 +6711,7 @@
         </w:trPr>
         <w:tc>
           <w:tcPr>
-            <w:tcW w:w="2460" w:type="dxa"/>
+            <w:tcW w:w="2736" w:type="dxa"/>
             <w:tcMar>
               <w:top w:w="60" w:type="dxa"/>
               <w:left w:w="120" w:type="dxa"/>
@@ -6732,7 +6732,7 @@
         </w:tc>
         <w:tc>
           <w:tcPr>
-            <w:tcW w:w="6328" w:type="dxa"/>
+            <w:tcW w:w="6052" w:type="dxa"/>
             <w:tcMar>
               <w:top w:w="60" w:type="dxa"/>
               <w:left w:w="120" w:type="dxa"/>
@@ -6754,9 +6754,7 @@
       </w:tr>
       <w:tr>
         <w:tc>
-          <w:tcPr>
-            <w:tcW w:w="2460" w:type="dxa"/>
-          </w:tcPr>
+          <w:tcPr/>
           <w:p>
             <w:pPr>
               <w:pStyle w:val="Compact"/>
@@ -6768,7 +6766,7 @@
         </w:tc>
         <w:tc>
           <w:tcPr>
-            <w:tcW w:w="6328" w:type="dxa"/>
+            <w:tcW w:w="6052" w:type="dxa"/>
             <w:tcMar>
               <w:top w:w="60" w:type="dxa"/>
               <w:left w:w="120" w:type="dxa"/>
@@ -6801,6 +6799,7 @@
         </w:tc>
         <w:tc>
           <w:tcPr>
+            <w:tcW w:w="6052" w:type="dxa"/>
             <w:tcMar>
               <w:top w:w="60" w:type="dxa"/>
               <w:left w:w="120" w:type="dxa"/>
@@ -6832,9 +6831,7 @@
           </w:p>
         </w:tc>
         <w:tc>
-          <w:tcPr>
-            <w:tcW w:w="6328" w:type="dxa"/>
-          </w:tcPr>
+          <w:tcPr/>
           <w:p>
             <w:pPr>
               <w:pStyle w:val="Compact"/>
@@ -6847,19 +6844,10 @@
       </w:tr>
       <w:tr>
         <w:tc>
-          <w:tcPr>
-            <w:tcW w:w="2460" w:type="dxa"/>
-            <w:tcMar>
-              <w:top w:w="60" w:type="dxa"/>
-              <w:left w:w="120" w:type="dxa"/>
-              <w:bottom w:w="60" w:type="dxa"/>
-              <w:right w:w="120" w:type="dxa"/>
-            </w:tcMar>
-          </w:tcPr>
-          <w:p>
-            <w:pPr>
-              <w:pStyle w:val="Compact"/>
-              <w:wordWrap w:val="1"/>
+          <w:tcPr/>
+          <w:p>
+            <w:pPr>
+              <w:pStyle w:val="Compact"/>
             </w:pPr>
             <w:r>
               <w:t xml:space="preserve">단일 공급원 리스크</w:t>
@@ -6867,10 +6855,19 @@
           </w:p>
         </w:tc>
         <w:tc>
-          <w:tcPr/>
-          <w:p>
-            <w:pPr>
-              <w:pStyle w:val="Compact"/>
+          <w:tcPr>
+            <w:tcW w:w="6052" w:type="dxa"/>
+            <w:tcMar>
+              <w:top w:w="60" w:type="dxa"/>
+              <w:left w:w="120" w:type="dxa"/>
+              <w:bottom w:w="60" w:type="dxa"/>
+              <w:right w:w="120" w:type="dxa"/>
+            </w:tcMar>
+          </w:tcPr>
+          <w:p>
+            <w:pPr>
+              <w:pStyle w:val="Compact"/>
+              <w:wordWrap w:val="1"/>
             </w:pPr>
             <w:r>
               <w:t xml:space="preserve">대체 공급자 확보 여부</w:t>
@@ -6880,18 +6877,10 @@
       </w:tr>
       <w:tr>
         <w:tc>
-          <w:tcPr>
-            <w:tcMar>
-              <w:top w:w="60" w:type="dxa"/>
-              <w:left w:w="120" w:type="dxa"/>
-              <w:bottom w:w="60" w:type="dxa"/>
-              <w:right w:w="120" w:type="dxa"/>
-            </w:tcMar>
-          </w:tcPr>
-          <w:p>
-            <w:pPr>
-              <w:pStyle w:val="Compact"/>
-              <w:wordWrap w:val="1"/>
+          <w:tcPr/>
+          <w:p>
+            <w:pPr>
+              <w:pStyle w:val="Compact"/>
             </w:pPr>
             <w:r>
               <w:t xml:space="preserve">재무 리스크</w:t>
@@ -6899,18 +6888,10 @@
           </w:p>
         </w:tc>
         <w:tc>
-          <w:tcPr>
-            <w:tcMar>
-              <w:top w:w="60" w:type="dxa"/>
-              <w:left w:w="120" w:type="dxa"/>
-              <w:bottom w:w="60" w:type="dxa"/>
-              <w:right w:w="120" w:type="dxa"/>
-            </w:tcMar>
-          </w:tcPr>
-          <w:p>
-            <w:pPr>
-              <w:pStyle w:val="Compact"/>
-              <w:wordWrap w:val="1"/>
+          <w:tcPr/>
+          <w:p>
+            <w:pPr>
+              <w:pStyle w:val="Compact"/>
             </w:pPr>
             <w:r>
               <w:t xml:space="preserve">공급자 재무 안정성</w:t>
@@ -7291,7 +7272,6 @@
               <w:bottom w:w="60" w:type="dxa"/>
               <w:right w:w="120" w:type="dxa"/>
             </w:tcMar>
-            <w:shd w:val="clear" w:color="auto" w:fill="DEEAF1"/>
           </w:tcPr>
           <w:p>
             <w:pPr>
@@ -7311,7 +7291,6 @@
               <w:bottom w:w="60" w:type="dxa"/>
               <w:right w:w="120" w:type="dxa"/>
             </w:tcMar>
-            <w:shd w:val="clear" w:color="auto" w:fill="DEEAF1"/>
           </w:tcPr>
           <w:p>
             <w:pPr>
@@ -7331,7 +7310,6 @@
               <w:bottom w:w="60" w:type="dxa"/>
               <w:right w:w="120" w:type="dxa"/>
             </w:tcMar>
-            <w:shd w:val="clear" w:color="auto" w:fill="DEEAF1"/>
           </w:tcPr>
           <w:p>
             <w:pPr>
@@ -8302,8 +8280,8 @@
     <w:rPrDefault>
       <w:rPr>
         <w:rFonts w:asciiTheme="minorHAnsi" w:cstheme="minorBidi" w:eastAsiaTheme="minorEastAsia" w:hAnsiTheme="minorHAnsi"/>
-        <w:sz w:val="24"/>
-        <w:szCs w:val="24"/>
+        <w:sz w:val="20"/>
+        <w:szCs w:val="20"/>
         <w:lang w:bidi="ar-SA" w:eastAsia="zh-CN" w:val="en-US"/>
       </w:rPr>
     </w:rPrDefault>
@@ -8371,8 +8349,8 @@
     </w:pPr>
     <w:rPr>
       <w:rFonts w:asciiTheme="majorHAnsi" w:cstheme="majorBidi" w:eastAsiaTheme="majorEastAsia" w:hAnsiTheme="majorHAnsi"/>
-      <w:sz w:val="56"/>
-      <w:szCs w:val="56"/>
+      <w:sz w:val="44"/>
+      <w:szCs w:val="44"/>
     </w:rPr>
   </w:style>
   <w:style w:customStyle="1" w:styleId="TitleChar" w:type="character">
@@ -8383,8 +8361,8 @@
     <w:rsid w:val="00A10FD9"/>
     <w:rPr>
       <w:rFonts w:asciiTheme="majorHAnsi" w:cstheme="majorBidi" w:eastAsiaTheme="majorEastAsia" w:hAnsiTheme="majorHAnsi"/>
-      <w:sz w:val="56"/>
-      <w:szCs w:val="56"/>
+      <w:sz w:val="44"/>
+      <w:szCs w:val="44"/>
     </w:rPr>
   </w:style>
   <w:style w:styleId="Subtitle" w:type="paragraph">
@@ -8506,8 +8484,8 @@
     <w:rPr>
       <w:rFonts w:asciiTheme="majorHAnsi" w:cstheme="majorBidi" w:eastAsiaTheme="majorEastAsia" w:hAnsiTheme="majorHAnsi"/>
       <w:color w:themeColor="accent1" w:themeShade="BF" w:val="0F4761"/>
-      <w:sz w:val="40"/>
-      <w:szCs w:val="40"/>
+      <w:sz w:val="32"/>
+      <w:szCs w:val="32"/>
     </w:rPr>
   </w:style>
   <w:style w:styleId="Heading2" w:type="paragraph">
@@ -8697,8 +8675,8 @@
     <w:rPr>
       <w:rFonts w:asciiTheme="majorHAnsi" w:cstheme="majorBidi" w:eastAsiaTheme="majorEastAsia" w:hAnsiTheme="majorHAnsi"/>
       <w:color w:themeColor="accent1" w:themeShade="BF" w:val="0F4761"/>
-      <w:sz w:val="40"/>
-      <w:szCs w:val="40"/>
+      <w:sz w:val="32"/>
+      <w:szCs w:val="32"/>
     </w:rPr>
   </w:style>
   <w:style w:customStyle="1" w:styleId="Heading2Char" w:type="character">
